--- a/assets/docs/privacy-policy-babor-samara.docx
+++ b/assets/docs/privacy-policy-babor-samara.docx
@@ -96,7 +96,7 @@
           <w:szCs w:val="20"/>
           <w:lang w:val="ru-RU"/>
         </w:rPr>
-        <w:t>4</w:t>
+        <w:t>6</w:t>
       </w:r>
     </w:p>
     <w:p>
